--- a/docs/Manual_Tecnico_LMS_CeNAT.docx
+++ b/docs/Manual_Tecnico_LMS_CeNAT.docx
@@ -216,7 +216,7 @@
           <w:sz w:val="20"/>
           <w:szCs w:val="20"/>
         </w:rPr>
-        <w:t xml:space="preserve">Versión 2.0 — actualizado tras revisión y corrección de seguridad</w:t>
+        <w:t xml:space="preserve">Versión 3.0 — agrega recuperación de contraseña, certificados, paginación y refuerzos de seguridad adicionales</w:t>
       </w:r>
     </w:p>
     <w:p>
@@ -1158,6 +1158,376 @@
           </w:p>
         </w:tc>
       </w:tr>
+      <w:tr>
+        <w:tc>
+          <w:tcPr>
+            <w:tcW w:type="dxa" w:w="1800"/>
+            <w:shd w:fill="F2F2F2" w:val="clear"/>
+            <w:vAlign w:val="center"/>
+          </w:tcPr>
+          <w:p>
+            <w:r>
+              <w:rPr>
+                <w:b w:val="false"/>
+                <w:bCs w:val="false"/>
+                <w:sz w:val="18"/>
+                <w:szCs w:val="18"/>
+              </w:rPr>
+              <w:t xml:space="preserve">Seguridad HTTP</w:t>
+            </w:r>
+          </w:p>
+        </w:tc>
+        <w:tc>
+          <w:tcPr>
+            <w:tcW w:type="dxa" w:w="2200"/>
+            <w:shd w:fill="F2F2F2" w:val="clear"/>
+            <w:vAlign w:val="center"/>
+          </w:tcPr>
+          <w:p>
+            <w:r>
+              <w:rPr>
+                <w:b w:val="false"/>
+                <w:bCs w:val="false"/>
+                <w:sz w:val="18"/>
+                <w:szCs w:val="18"/>
+              </w:rPr>
+              <w:t xml:space="preserve">Helmet</w:t>
+            </w:r>
+          </w:p>
+        </w:tc>
+        <w:tc>
+          <w:tcPr>
+            <w:tcW w:type="dxa" w:w="1400"/>
+            <w:shd w:fill="F2F2F2" w:val="clear"/>
+            <w:vAlign w:val="center"/>
+          </w:tcPr>
+          <w:p>
+            <w:r>
+              <w:rPr>
+                <w:b w:val="false"/>
+                <w:bCs w:val="false"/>
+                <w:sz w:val="18"/>
+                <w:szCs w:val="18"/>
+              </w:rPr>
+              <w:t xml:space="preserve">8.x</w:t>
+            </w:r>
+          </w:p>
+        </w:tc>
+        <w:tc>
+          <w:tcPr>
+            <w:tcW w:type="dxa" w:w="4600"/>
+            <w:shd w:fill="F2F2F2" w:val="clear"/>
+            <w:vAlign w:val="center"/>
+          </w:tcPr>
+          <w:p>
+            <w:r>
+              <w:rPr>
+                <w:b w:val="false"/>
+                <w:bCs w:val="false"/>
+                <w:sz w:val="18"/>
+                <w:szCs w:val="18"/>
+              </w:rPr>
+              <w:t xml:space="preserve">Cabeceras HTTP de seguridad (anti-clickjacking, anti-sniffing MIME)</w:t>
+            </w:r>
+          </w:p>
+        </w:tc>
+      </w:tr>
+      <w:tr>
+        <w:tc>
+          <w:tcPr>
+            <w:tcW w:type="dxa" w:w="1800"/>
+            <w:shd w:fill="F2F2F2" w:val="clear"/>
+            <w:vAlign w:val="center"/>
+          </w:tcPr>
+          <w:p>
+            <w:r>
+              <w:rPr>
+                <w:b w:val="false"/>
+                <w:bCs w:val="false"/>
+                <w:sz w:val="18"/>
+                <w:szCs w:val="18"/>
+              </w:rPr>
+              <w:t xml:space="preserve">Logging</w:t>
+            </w:r>
+          </w:p>
+        </w:tc>
+        <w:tc>
+          <w:tcPr>
+            <w:tcW w:type="dxa" w:w="2200"/>
+            <w:shd w:fill="F2F2F2" w:val="clear"/>
+            <w:vAlign w:val="center"/>
+          </w:tcPr>
+          <w:p>
+            <w:r>
+              <w:rPr>
+                <w:b w:val="false"/>
+                <w:bCs w:val="false"/>
+                <w:sz w:val="18"/>
+                <w:szCs w:val="18"/>
+              </w:rPr>
+              <w:t xml:space="preserve">Morgan</w:t>
+            </w:r>
+          </w:p>
+        </w:tc>
+        <w:tc>
+          <w:tcPr>
+            <w:tcW w:type="dxa" w:w="1400"/>
+            <w:shd w:fill="F2F2F2" w:val="clear"/>
+            <w:vAlign w:val="center"/>
+          </w:tcPr>
+          <w:p>
+            <w:r>
+              <w:rPr>
+                <w:b w:val="false"/>
+                <w:bCs w:val="false"/>
+                <w:sz w:val="18"/>
+                <w:szCs w:val="18"/>
+              </w:rPr>
+              <w:t xml:space="preserve">1.x</w:t>
+            </w:r>
+          </w:p>
+        </w:tc>
+        <w:tc>
+          <w:tcPr>
+            <w:tcW w:type="dxa" w:w="4600"/>
+            <w:shd w:fill="F2F2F2" w:val="clear"/>
+            <w:vAlign w:val="center"/>
+          </w:tcPr>
+          <w:p>
+            <w:r>
+              <w:rPr>
+                <w:b w:val="false"/>
+                <w:bCs w:val="false"/>
+                <w:sz w:val="18"/>
+                <w:szCs w:val="18"/>
+              </w:rPr>
+              <w:t xml:space="preserve">Registro de peticiones HTTP en consola</w:t>
+            </w:r>
+          </w:p>
+        </w:tc>
+      </w:tr>
+      <w:tr>
+        <w:tc>
+          <w:tcPr>
+            <w:tcW w:type="dxa" w:w="1800"/>
+            <w:shd w:fill="F2F2F2" w:val="clear"/>
+            <w:vAlign w:val="center"/>
+          </w:tcPr>
+          <w:p>
+            <w:r>
+              <w:rPr>
+                <w:b w:val="false"/>
+                <w:bCs w:val="false"/>
+                <w:sz w:val="18"/>
+                <w:szCs w:val="18"/>
+              </w:rPr>
+              <w:t xml:space="preserve">Validación de archivos</w:t>
+            </w:r>
+          </w:p>
+        </w:tc>
+        <w:tc>
+          <w:tcPr>
+            <w:tcW w:type="dxa" w:w="2200"/>
+            <w:shd w:fill="F2F2F2" w:val="clear"/>
+            <w:vAlign w:val="center"/>
+          </w:tcPr>
+          <w:p>
+            <w:r>
+              <w:rPr>
+                <w:b w:val="false"/>
+                <w:bCs w:val="false"/>
+                <w:sz w:val="18"/>
+                <w:szCs w:val="18"/>
+              </w:rPr>
+              <w:t xml:space="preserve">file-type</w:t>
+            </w:r>
+          </w:p>
+        </w:tc>
+        <w:tc>
+          <w:tcPr>
+            <w:tcW w:type="dxa" w:w="1400"/>
+            <w:shd w:fill="F2F2F2" w:val="clear"/>
+            <w:vAlign w:val="center"/>
+          </w:tcPr>
+          <w:p>
+            <w:r>
+              <w:rPr>
+                <w:b w:val="false"/>
+                <w:bCs w:val="false"/>
+                <w:sz w:val="18"/>
+                <w:szCs w:val="18"/>
+              </w:rPr>
+              <w:t xml:space="preserve">22.x</w:t>
+            </w:r>
+          </w:p>
+        </w:tc>
+        <w:tc>
+          <w:tcPr>
+            <w:tcW w:type="dxa" w:w="4600"/>
+            <w:shd w:fill="F2F2F2" w:val="clear"/>
+            <w:vAlign w:val="center"/>
+          </w:tcPr>
+          <w:p>
+            <w:r>
+              <w:rPr>
+                <w:b w:val="false"/>
+                <w:bCs w:val="false"/>
+                <w:sz w:val="18"/>
+                <w:szCs w:val="18"/>
+              </w:rPr>
+              <w:t xml:space="preserve">Verifica el tipo real de un archivo por sus bytes, no solo por extensión</w:t>
+            </w:r>
+          </w:p>
+        </w:tc>
+      </w:tr>
+      <w:tr>
+        <w:tc>
+          <w:tcPr>
+            <w:tcW w:type="dxa" w:w="1800"/>
+            <w:shd w:fill="F2F2F2" w:val="clear"/>
+            <w:vAlign w:val="center"/>
+          </w:tcPr>
+          <w:p>
+            <w:r>
+              <w:rPr>
+                <w:b w:val="false"/>
+                <w:bCs w:val="false"/>
+                <w:sz w:val="18"/>
+                <w:szCs w:val="18"/>
+              </w:rPr>
+              <w:t xml:space="preserve">Correo</w:t>
+            </w:r>
+          </w:p>
+        </w:tc>
+        <w:tc>
+          <w:tcPr>
+            <w:tcW w:type="dxa" w:w="2200"/>
+            <w:shd w:fill="F2F2F2" w:val="clear"/>
+            <w:vAlign w:val="center"/>
+          </w:tcPr>
+          <w:p>
+            <w:r>
+              <w:rPr>
+                <w:b w:val="false"/>
+                <w:bCs w:val="false"/>
+                <w:sz w:val="18"/>
+                <w:szCs w:val="18"/>
+              </w:rPr>
+              <w:t xml:space="preserve">Nodemailer</w:t>
+            </w:r>
+          </w:p>
+        </w:tc>
+        <w:tc>
+          <w:tcPr>
+            <w:tcW w:type="dxa" w:w="1400"/>
+            <w:shd w:fill="F2F2F2" w:val="clear"/>
+            <w:vAlign w:val="center"/>
+          </w:tcPr>
+          <w:p>
+            <w:r>
+              <w:rPr>
+                <w:b w:val="false"/>
+                <w:bCs w:val="false"/>
+                <w:sz w:val="18"/>
+                <w:szCs w:val="18"/>
+              </w:rPr>
+              <w:t xml:space="preserve">9.x</w:t>
+            </w:r>
+          </w:p>
+        </w:tc>
+        <w:tc>
+          <w:tcPr>
+            <w:tcW w:type="dxa" w:w="4600"/>
+            <w:shd w:fill="F2F2F2" w:val="clear"/>
+            <w:vAlign w:val="center"/>
+          </w:tcPr>
+          <w:p>
+            <w:r>
+              <w:rPr>
+                <w:b w:val="false"/>
+                <w:bCs w:val="false"/>
+                <w:sz w:val="18"/>
+                <w:szCs w:val="18"/>
+              </w:rPr>
+              <w:t xml:space="preserve">Envío de correo de recuperación de contraseña (Gmail)</w:t>
+            </w:r>
+          </w:p>
+        </w:tc>
+      </w:tr>
+      <w:tr>
+        <w:tc>
+          <w:tcPr>
+            <w:tcW w:type="dxa" w:w="1800"/>
+            <w:shd w:fill="F2F2F2" w:val="clear"/>
+            <w:vAlign w:val="center"/>
+          </w:tcPr>
+          <w:p>
+            <w:r>
+              <w:rPr>
+                <w:b w:val="false"/>
+                <w:bCs w:val="false"/>
+                <w:sz w:val="18"/>
+                <w:szCs w:val="18"/>
+              </w:rPr>
+              <w:t xml:space="preserve">Generación de PDF</w:t>
+            </w:r>
+          </w:p>
+        </w:tc>
+        <w:tc>
+          <w:tcPr>
+            <w:tcW w:type="dxa" w:w="2200"/>
+            <w:shd w:fill="F2F2F2" w:val="clear"/>
+            <w:vAlign w:val="center"/>
+          </w:tcPr>
+          <w:p>
+            <w:r>
+              <w:rPr>
+                <w:b w:val="false"/>
+                <w:bCs w:val="false"/>
+                <w:sz w:val="18"/>
+                <w:szCs w:val="18"/>
+              </w:rPr>
+              <w:t xml:space="preserve">PDFKit</w:t>
+            </w:r>
+          </w:p>
+        </w:tc>
+        <w:tc>
+          <w:tcPr>
+            <w:tcW w:type="dxa" w:w="1400"/>
+            <w:shd w:fill="F2F2F2" w:val="clear"/>
+            <w:vAlign w:val="center"/>
+          </w:tcPr>
+          <w:p>
+            <w:r>
+              <w:rPr>
+                <w:b w:val="false"/>
+                <w:bCs w:val="false"/>
+                <w:sz w:val="18"/>
+                <w:szCs w:val="18"/>
+              </w:rPr>
+              <w:t xml:space="preserve">0.19.x</w:t>
+            </w:r>
+          </w:p>
+        </w:tc>
+        <w:tc>
+          <w:tcPr>
+            <w:tcW w:type="dxa" w:w="4600"/>
+            <w:shd w:fill="F2F2F2" w:val="clear"/>
+            <w:vAlign w:val="center"/>
+          </w:tcPr>
+          <w:p>
+            <w:r>
+              <w:rPr>
+                <w:b w:val="false"/>
+                <w:bCs w:val="false"/>
+                <w:sz w:val="18"/>
+                <w:szCs w:val="18"/>
+              </w:rPr>
+              <w:t xml:space="preserve">Generación del certificado de finalización en PDF</w:t>
+            </w:r>
+          </w:p>
+        </w:tc>
+      </w:tr>
     </w:tbl>
     <w:p>
       <w:pPr>
@@ -2706,6 +3076,154 @@
           </w:p>
         </w:tc>
       </w:tr>
+      <w:tr>
+        <w:tc>
+          <w:tcPr>
+            <w:tcW w:type="dxa" w:w="1000"/>
+            <w:shd w:fill="F2F2F2" w:val="clear"/>
+            <w:vAlign w:val="center"/>
+          </w:tcPr>
+          <w:p>
+            <w:r>
+              <w:rPr>
+                <w:b w:val="false"/>
+                <w:bCs w:val="false"/>
+                <w:sz w:val="18"/>
+                <w:szCs w:val="18"/>
+              </w:rPr>
+              <w:t xml:space="preserve">POST</w:t>
+            </w:r>
+          </w:p>
+        </w:tc>
+        <w:tc>
+          <w:tcPr>
+            <w:tcW w:type="dxa" w:w="2600"/>
+            <w:shd w:fill="F2F2F2" w:val="clear"/>
+            <w:vAlign w:val="center"/>
+          </w:tcPr>
+          <w:p>
+            <w:r>
+              <w:rPr>
+                <w:b w:val="false"/>
+                <w:bCs w:val="false"/>
+                <w:sz w:val="18"/>
+                <w:szCs w:val="18"/>
+              </w:rPr>
+              <w:t xml:space="preserve">/api/auth/forgot-password</w:t>
+            </w:r>
+          </w:p>
+        </w:tc>
+        <w:tc>
+          <w:tcPr>
+            <w:tcW w:type="dxa" w:w="1600"/>
+            <w:shd w:fill="F2F2F2" w:val="clear"/>
+            <w:vAlign w:val="center"/>
+          </w:tcPr>
+          <w:p>
+            <w:r>
+              <w:rPr>
+                <w:b w:val="false"/>
+                <w:bCs w:val="false"/>
+                <w:sz w:val="18"/>
+                <w:szCs w:val="18"/>
+              </w:rPr>
+              <w:t xml:space="preserve">Público</w:t>
+            </w:r>
+          </w:p>
+        </w:tc>
+        <w:tc>
+          <w:tcPr>
+            <w:tcW w:type="dxa" w:w="4800"/>
+            <w:shd w:fill="F2F2F2" w:val="clear"/>
+            <w:vAlign w:val="center"/>
+          </w:tcPr>
+          <w:p>
+            <w:r>
+              <w:rPr>
+                <w:b w:val="false"/>
+                <w:bCs w:val="false"/>
+                <w:sz w:val="18"/>
+                <w:szCs w:val="18"/>
+              </w:rPr>
+              <w:t xml:space="preserve">Solicitar enlace de recuperación de contraseña. Respuesta idéntica exista o no la cuenta (evita enumeración). Máx. 5 solicitudes/15 min por IP.</w:t>
+            </w:r>
+          </w:p>
+        </w:tc>
+      </w:tr>
+      <w:tr>
+        <w:tc>
+          <w:tcPr>
+            <w:tcW w:type="dxa" w:w="1000"/>
+            <w:shd w:fill="FFFFFF" w:val="clear"/>
+            <w:vAlign w:val="center"/>
+          </w:tcPr>
+          <w:p>
+            <w:r>
+              <w:rPr>
+                <w:b w:val="false"/>
+                <w:bCs w:val="false"/>
+                <w:sz w:val="18"/>
+                <w:szCs w:val="18"/>
+              </w:rPr>
+              <w:t xml:space="preserve">POST</w:t>
+            </w:r>
+          </w:p>
+        </w:tc>
+        <w:tc>
+          <w:tcPr>
+            <w:tcW w:type="dxa" w:w="2600"/>
+            <w:shd w:fill="FFFFFF" w:val="clear"/>
+            <w:vAlign w:val="center"/>
+          </w:tcPr>
+          <w:p>
+            <w:r>
+              <w:rPr>
+                <w:b w:val="false"/>
+                <w:bCs w:val="false"/>
+                <w:sz w:val="18"/>
+                <w:szCs w:val="18"/>
+              </w:rPr>
+              <w:t xml:space="preserve">/api/auth/reset-password</w:t>
+            </w:r>
+          </w:p>
+        </w:tc>
+        <w:tc>
+          <w:tcPr>
+            <w:tcW w:type="dxa" w:w="1600"/>
+            <w:shd w:fill="FFFFFF" w:val="clear"/>
+            <w:vAlign w:val="center"/>
+          </w:tcPr>
+          <w:p>
+            <w:r>
+              <w:rPr>
+                <w:b w:val="false"/>
+                <w:bCs w:val="false"/>
+                <w:sz w:val="18"/>
+                <w:szCs w:val="18"/>
+              </w:rPr>
+              <w:t xml:space="preserve">Público</w:t>
+            </w:r>
+          </w:p>
+        </w:tc>
+        <w:tc>
+          <w:tcPr>
+            <w:tcW w:type="dxa" w:w="4800"/>
+            <w:shd w:fill="FFFFFF" w:val="clear"/>
+            <w:vAlign w:val="center"/>
+          </w:tcPr>
+          <w:p>
+            <w:r>
+              <w:rPr>
+                <w:b w:val="false"/>
+                <w:bCs w:val="false"/>
+                <w:sz w:val="18"/>
+                <w:szCs w:val="18"/>
+              </w:rPr>
+              <w:t xml:space="preserve">Restablecer contraseña con el token recibido por correo. Token de un solo uso, expira en 1 hora.</w:t>
+            </w:r>
+          </w:p>
+        </w:tc>
+      </w:tr>
     </w:tbl>
     <w:p>
       <w:pPr>
@@ -2884,7 +3402,7 @@
                 <w:sz w:val="18"/>
                 <w:szCs w:val="18"/>
               </w:rPr>
-              <w:t xml:space="preserve">Listar cursos: activos únicamente para público/estudiantes, todos (incluyendo inactivos) para administradores</w:t>
+              <w:t xml:space="preserve">Listar cursos, paginado (?page, ?limit, ?search): activos únicamente para público/estudiantes, todos (incluyendo inactivos) para administradores</w:t>
             </w:r>
           </w:p>
         </w:tc>
@@ -3477,6 +3995,228 @@
                 <w:szCs w:val="18"/>
               </w:rPr>
               <w:t xml:space="preserve">Estadísticas de inscripción y progreso del curso</w:t>
+            </w:r>
+          </w:p>
+        </w:tc>
+      </w:tr>
+      <w:tr>
+        <w:tc>
+          <w:tcPr>
+            <w:tcW w:type="dxa" w:w="1000"/>
+            <w:shd w:fill="F2F2F2" w:val="clear"/>
+            <w:vAlign w:val="center"/>
+          </w:tcPr>
+          <w:p>
+            <w:r>
+              <w:rPr>
+                <w:b w:val="false"/>
+                <w:bCs w:val="false"/>
+                <w:sz w:val="18"/>
+                <w:szCs w:val="18"/>
+              </w:rPr>
+              <w:t xml:space="preserve">GET</w:t>
+            </w:r>
+          </w:p>
+        </w:tc>
+        <w:tc>
+          <w:tcPr>
+            <w:tcW w:type="dxa" w:w="2600"/>
+            <w:shd w:fill="F2F2F2" w:val="clear"/>
+            <w:vAlign w:val="center"/>
+          </w:tcPr>
+          <w:p>
+            <w:r>
+              <w:rPr>
+                <w:b w:val="false"/>
+                <w:bCs w:val="false"/>
+                <w:sz w:val="18"/>
+                <w:szCs w:val="18"/>
+              </w:rPr>
+              <w:t xml:space="preserve">/api/courses/stats/summary</w:t>
+            </w:r>
+          </w:p>
+        </w:tc>
+        <w:tc>
+          <w:tcPr>
+            <w:tcW w:type="dxa" w:w="1600"/>
+            <w:shd w:fill="F2F2F2" w:val="clear"/>
+            <w:vAlign w:val="center"/>
+          </w:tcPr>
+          <w:p>
+            <w:r>
+              <w:rPr>
+                <w:b w:val="false"/>
+                <w:bCs w:val="false"/>
+                <w:sz w:val="18"/>
+                <w:szCs w:val="18"/>
+              </w:rPr>
+              <w:t xml:space="preserve">Admin</w:t>
+            </w:r>
+          </w:p>
+        </w:tc>
+        <w:tc>
+          <w:tcPr>
+            <w:tcW w:type="dxa" w:w="4800"/>
+            <w:shd w:fill="F2F2F2" w:val="clear"/>
+            <w:vAlign w:val="center"/>
+          </w:tcPr>
+          <w:p>
+            <w:r>
+              <w:rPr>
+                <w:b w:val="false"/>
+                <w:bCs w:val="false"/>
+                <w:sz w:val="18"/>
+                <w:szCs w:val="18"/>
+              </w:rPr>
+              <w:t xml:space="preserve">Estadísticas globales agregadas para el dashboard (total de cursos, activos, contenidos, inscripciones)</w:t>
+            </w:r>
+          </w:p>
+        </w:tc>
+      </w:tr>
+      <w:tr>
+        <w:tc>
+          <w:tcPr>
+            <w:tcW w:type="dxa" w:w="1000"/>
+            <w:shd w:fill="FFFFFF" w:val="clear"/>
+            <w:vAlign w:val="center"/>
+          </w:tcPr>
+          <w:p>
+            <w:r>
+              <w:rPr>
+                <w:b w:val="false"/>
+                <w:bCs w:val="false"/>
+                <w:sz w:val="18"/>
+                <w:szCs w:val="18"/>
+              </w:rPr>
+              <w:t xml:space="preserve">GET</w:t>
+            </w:r>
+          </w:p>
+        </w:tc>
+        <w:tc>
+          <w:tcPr>
+            <w:tcW w:type="dxa" w:w="2600"/>
+            <w:shd w:fill="FFFFFF" w:val="clear"/>
+            <w:vAlign w:val="center"/>
+          </w:tcPr>
+          <w:p>
+            <w:r>
+              <w:rPr>
+                <w:b w:val="false"/>
+                <w:bCs w:val="false"/>
+                <w:sz w:val="18"/>
+                <w:szCs w:val="18"/>
+              </w:rPr>
+              <w:t xml:space="preserve">/api/courses/:id/certificate</w:t>
+            </w:r>
+          </w:p>
+        </w:tc>
+        <w:tc>
+          <w:tcPr>
+            <w:tcW w:type="dxa" w:w="1600"/>
+            <w:shd w:fill="FFFFFF" w:val="clear"/>
+            <w:vAlign w:val="center"/>
+          </w:tcPr>
+          <w:p>
+            <w:r>
+              <w:rPr>
+                <w:b w:val="false"/>
+                <w:bCs w:val="false"/>
+                <w:sz w:val="18"/>
+                <w:szCs w:val="18"/>
+              </w:rPr>
+              <w:t xml:space="preserve">Autenticado + completado</w:t>
+            </w:r>
+          </w:p>
+        </w:tc>
+        <w:tc>
+          <w:tcPr>
+            <w:tcW w:type="dxa" w:w="4800"/>
+            <w:shd w:fill="FFFFFF" w:val="clear"/>
+            <w:vAlign w:val="center"/>
+          </w:tcPr>
+          <w:p>
+            <w:r>
+              <w:rPr>
+                <w:b w:val="false"/>
+                <w:bCs w:val="false"/>
+                <w:sz w:val="18"/>
+                <w:szCs w:val="18"/>
+              </w:rPr>
+              <w:t xml:space="preserve">Descargar certificado de finalización en PDF. Requiere haber llegado al 100% de progreso en el curso.</w:t>
+            </w:r>
+          </w:p>
+        </w:tc>
+      </w:tr>
+      <w:tr>
+        <w:tc>
+          <w:tcPr>
+            <w:tcW w:type="dxa" w:w="1000"/>
+            <w:shd w:fill="F2F2F2" w:val="clear"/>
+            <w:vAlign w:val="center"/>
+          </w:tcPr>
+          <w:p>
+            <w:r>
+              <w:rPr>
+                <w:b w:val="false"/>
+                <w:bCs w:val="false"/>
+                <w:sz w:val="18"/>
+                <w:szCs w:val="18"/>
+              </w:rPr>
+              <w:t xml:space="preserve">GET</w:t>
+            </w:r>
+          </w:p>
+        </w:tc>
+        <w:tc>
+          <w:tcPr>
+            <w:tcW w:type="dxa" w:w="2600"/>
+            <w:shd w:fill="F2F2F2" w:val="clear"/>
+            <w:vAlign w:val="center"/>
+          </w:tcPr>
+          <w:p>
+            <w:r>
+              <w:rPr>
+                <w:b w:val="false"/>
+                <w:bCs w:val="false"/>
+                <w:sz w:val="18"/>
+                <w:szCs w:val="18"/>
+              </w:rPr>
+              <w:t xml:space="preserve">/api/courses/:id/students</w:t>
+            </w:r>
+          </w:p>
+        </w:tc>
+        <w:tc>
+          <w:tcPr>
+            <w:tcW w:type="dxa" w:w="1600"/>
+            <w:shd w:fill="F2F2F2" w:val="clear"/>
+            <w:vAlign w:val="center"/>
+          </w:tcPr>
+          <w:p>
+            <w:r>
+              <w:rPr>
+                <w:b w:val="false"/>
+                <w:bCs w:val="false"/>
+                <w:sz w:val="18"/>
+                <w:szCs w:val="18"/>
+              </w:rPr>
+              <w:t xml:space="preserve">Admin</w:t>
+            </w:r>
+          </w:p>
+        </w:tc>
+        <w:tc>
+          <w:tcPr>
+            <w:tcW w:type="dxa" w:w="4800"/>
+            <w:shd w:fill="F2F2F2" w:val="clear"/>
+            <w:vAlign w:val="center"/>
+          </w:tcPr>
+          <w:p>
+            <w:r>
+              <w:rPr>
+                <w:b w:val="false"/>
+                <w:bCs w:val="false"/>
+                <w:sz w:val="18"/>
+                <w:szCs w:val="18"/>
+              </w:rPr>
+              <w:t xml:space="preserve">Lista de estudiantes inscritos en el curso con su progreso, ordenados de mayor a menor</w:t>
             </w:r>
           </w:p>
         </w:tc>
@@ -4523,7 +5263,7 @@
                 <w:sz w:val="18"/>
                 <w:szCs w:val="18"/>
               </w:rPr>
-              <w:t xml:space="preserve">Listar todos los usuarios</w:t>
+              <w:t xml:space="preserve">Listar usuarios, paginado (?page, ?limit, ?search)</w:t>
             </w:r>
           </w:p>
         </w:tc>
@@ -5009,7 +5749,7 @@
                 <w:sz w:val="18"/>
                 <w:szCs w:val="18"/>
               </w:rPr>
-              <w:t xml:space="preserve">Usuarios del sistema (admins y estudiantes), con campo is_active para activar/desactivar. La contraseña se almacena únicamente como hash bcrypt.</w:t>
+              <w:t xml:space="preserve">Usuarios del sistema (admins y estudiantes), con campo is_active para activar/desactivar. La contraseña se almacena únicamente como hash bcrypt. Los campos reset_token_hash y reset_token_expires soportan la recuperación de contraseña (token hasheado con expiración de 1 hora).</w:t>
             </w:r>
           </w:p>
         </w:tc>
@@ -5123,7 +5863,7 @@
                 <w:sz w:val="18"/>
                 <w:szCs w:val="18"/>
               </w:rPr>
-              <w:t xml:space="preserve">Inscripciones de estudiantes a cursos con seguimiento de progreso (0-100%)</w:t>
+              <w:t xml:space="preserve">Inscripciones de estudiantes a cursos con seguimiento de progreso (0-100%). El campo completed_at se marca la primera vez que el progreso llega a 100% y respalda la emisión del certificado.</w:t>
             </w:r>
           </w:p>
         </w:tc>
@@ -5293,7 +6033,7 @@
         <w:spacing w:after="150"/>
       </w:pPr>
       <w:r>
-        <w:t xml:space="preserve">Esta sección refleja el estado del sistema tras la revisión de seguridad realizada durante el TCU, en la que se identificaron y corrigieron 20 hallazgos. El detalle completo se documenta en el anexo "Pruebas_Seguridad_LMS_CENAT.docx".</w:t>
+        <w:t xml:space="preserve">Esta sección refleja el estado del sistema tras la revisión de seguridad realizada durante el TCU, en la que se identificaron y corrigieron 24 hallazgos (20 en la revisión inicial y 4 adicionales en una segunda fase de refuerzo). El detalle completo se documenta en el anexo "Pruebas_Seguridad_LMS_CENAT.docx".</w:t>
       </w:r>
     </w:p>
     <w:p>
@@ -5745,7 +6485,7 @@
         <w:spacing w:after="80"/>
       </w:pPr>
       <w:r>
-        <w:t xml:space="preserve">Certificados de finalización</w:t>
+        <w:t xml:space="preserve">Integración con pasarelas de pago</w:t>
       </w:r>
     </w:p>
     <w:p>
@@ -5758,20 +6498,7 @@
         <w:spacing w:after="80"/>
       </w:pPr>
       <w:r>
-        <w:t xml:space="preserve">Integración con pasarelas de pago</w:t>
-      </w:r>
-    </w:p>
-    <w:p>
-      <w:pPr>
-        <w:pStyle w:val="ListParagraph"/>
-        <w:numPr>
-          <w:ilvl w:val="0"/>
-          <w:numId w:val="1"/>
-        </w:numPr>
-        <w:spacing w:after="80"/>
-      </w:pPr>
-      <w:r>
-        <w:t xml:space="preserve">Notificaciones por correo electrónico</w:t>
+        <w:t xml:space="preserve">Notificaciones por correo electrónico más allá de la recuperación de contraseña (avisos de nuevo contenido, recordatorios, etc.)</w:t>
       </w:r>
     </w:p>
     <w:p>
@@ -6312,7 +7039,7 @@
         <w:spacing w:after="150"/>
       </w:pPr>
       <w:r>
-        <w:t xml:space="preserve">Como parte del cierre del proyecto, se realizó una revisión de seguridad sobre los módulos de autenticación, control de acceso a contenido, integridad de progreso académico, gestión de usuarios y manejo de errores. Se identificaron y corrigieron 20 hallazgos, incluyendo 4 de severidad crítica relacionados con control de acceso y escalada de privilegios. La siguiente tabla resume los hallazgos; el detalle completo (problema, corrección aplicada y evidencia de verificación) se documenta en el anexo "Pruebas_Seguridad_LMS_CENAT.docx".</w:t>
+        <w:t xml:space="preserve">Como parte del cierre del proyecto, se realizó una revisión de seguridad sobre los módulos de autenticación, control de acceso a contenido, integridad de progreso académico, gestión de usuarios y manejo de errores. Se identificaron y corrigieron 24 hallazgos, incluyendo 4 de severidad crítica relacionados con control de acceso y escalada de privilegios. Los últimos 4 (validación de archivos por firma binaria, cabeceras HTTP, límites de uso adicionales y dependencias de terceros) se agregaron en una segunda fase de refuerzo, junto con las nuevas funcionalidades de recuperación de contraseña, certificados y paginación. La siguiente tabla resume los hallazgos; el detalle completo (problema, corrección aplicada y evidencia de verificación) se documenta en el anexo "Pruebas_Seguridad_LMS_CENAT.docx".</w:t>
       </w:r>
     </w:p>
     <w:tbl>
@@ -7510,6 +8237,230 @@
                 <w:szCs w:val="18"/>
               </w:rPr>
               <w:t xml:space="preserve">Media</w:t>
+            </w:r>
+          </w:p>
+        </w:tc>
+      </w:tr>
+      <w:tr>
+        <w:tc>
+          <w:tcPr>
+            <w:tcW w:type="dxa" w:w="700"/>
+            <w:shd w:fill="FFFFFF" w:val="clear"/>
+            <w:vAlign w:val="center"/>
+          </w:tcPr>
+          <w:p>
+            <w:r>
+              <w:rPr>
+                <w:b w:val="false"/>
+                <w:bCs w:val="false"/>
+                <w:sz w:val="18"/>
+                <w:szCs w:val="18"/>
+              </w:rPr>
+              <w:t xml:space="preserve">21</w:t>
+            </w:r>
+          </w:p>
+        </w:tc>
+        <w:tc>
+          <w:tcPr>
+            <w:tcW w:type="dxa" w:w="7300"/>
+            <w:shd w:fill="FFFFFF" w:val="clear"/>
+            <w:vAlign w:val="center"/>
+          </w:tcPr>
+          <w:p>
+            <w:r>
+              <w:rPr>
+                <w:b w:val="false"/>
+                <w:bCs w:val="false"/>
+                <w:sz w:val="18"/>
+                <w:szCs w:val="18"/>
+              </w:rPr>
+              <w:t xml:space="preserve">Validación de tipo de archivo solo por extensión y MIME</w:t>
+            </w:r>
+          </w:p>
+        </w:tc>
+        <w:tc>
+          <w:tcPr>
+            <w:tcW w:type="dxa" w:w="2000"/>
+            <w:shd w:fill="FFFFFF" w:val="clear"/>
+            <w:vAlign w:val="center"/>
+          </w:tcPr>
+          <w:p>
+            <w:r>
+              <w:rPr>
+                <w:b w:val="false"/>
+                <w:bCs w:val="false"/>
+                <w:sz w:val="18"/>
+                <w:szCs w:val="18"/>
+              </w:rPr>
+              <w:t xml:space="preserve">Alta</w:t>
+            </w:r>
+          </w:p>
+        </w:tc>
+      </w:tr>
+      <w:tr>
+        <w:tc>
+          <w:tcPr>
+            <w:tcW w:type="dxa" w:w="700"/>
+            <w:shd w:fill="F2F2F2" w:val="clear"/>
+            <w:vAlign w:val="center"/>
+          </w:tcPr>
+          <w:p>
+            <w:r>
+              <w:rPr>
+                <w:b w:val="false"/>
+                <w:bCs w:val="false"/>
+                <w:sz w:val="18"/>
+                <w:szCs w:val="18"/>
+              </w:rPr>
+              <w:t xml:space="preserve">22</w:t>
+            </w:r>
+          </w:p>
+        </w:tc>
+        <w:tc>
+          <w:tcPr>
+            <w:tcW w:type="dxa" w:w="7300"/>
+            <w:shd w:fill="F2F2F2" w:val="clear"/>
+            <w:vAlign w:val="center"/>
+          </w:tcPr>
+          <w:p>
+            <w:r>
+              <w:rPr>
+                <w:b w:val="false"/>
+                <w:bCs w:val="false"/>
+                <w:sz w:val="18"/>
+                <w:szCs w:val="18"/>
+              </w:rPr>
+              <w:t xml:space="preserve">Ausencia de cabeceras HTTP de seguridad</w:t>
+            </w:r>
+          </w:p>
+        </w:tc>
+        <w:tc>
+          <w:tcPr>
+            <w:tcW w:type="dxa" w:w="2000"/>
+            <w:shd w:fill="F2F2F2" w:val="clear"/>
+            <w:vAlign w:val="center"/>
+          </w:tcPr>
+          <w:p>
+            <w:r>
+              <w:rPr>
+                <w:b w:val="false"/>
+                <w:bCs w:val="false"/>
+                <w:sz w:val="18"/>
+                <w:szCs w:val="18"/>
+              </w:rPr>
+              <w:t xml:space="preserve">Media</w:t>
+            </w:r>
+          </w:p>
+        </w:tc>
+      </w:tr>
+      <w:tr>
+        <w:tc>
+          <w:tcPr>
+            <w:tcW w:type="dxa" w:w="700"/>
+            <w:shd w:fill="FFFFFF" w:val="clear"/>
+            <w:vAlign w:val="center"/>
+          </w:tcPr>
+          <w:p>
+            <w:r>
+              <w:rPr>
+                <w:b w:val="false"/>
+                <w:bCs w:val="false"/>
+                <w:sz w:val="18"/>
+                <w:szCs w:val="18"/>
+              </w:rPr>
+              <w:t xml:space="preserve">23</w:t>
+            </w:r>
+          </w:p>
+        </w:tc>
+        <w:tc>
+          <w:tcPr>
+            <w:tcW w:type="dxa" w:w="7300"/>
+            <w:shd w:fill="FFFFFF" w:val="clear"/>
+            <w:vAlign w:val="center"/>
+          </w:tcPr>
+          <w:p>
+            <w:r>
+              <w:rPr>
+                <w:b w:val="false"/>
+                <w:bCs w:val="false"/>
+                <w:sz w:val="18"/>
+                <w:szCs w:val="18"/>
+              </w:rPr>
+              <w:t xml:space="preserve">Sin límite de solicitudes en inscripción/desinscripción y creación de cursos</w:t>
+            </w:r>
+          </w:p>
+        </w:tc>
+        <w:tc>
+          <w:tcPr>
+            <w:tcW w:type="dxa" w:w="2000"/>
+            <w:shd w:fill="FFFFFF" w:val="clear"/>
+            <w:vAlign w:val="center"/>
+          </w:tcPr>
+          <w:p>
+            <w:r>
+              <w:rPr>
+                <w:b w:val="false"/>
+                <w:bCs w:val="false"/>
+                <w:sz w:val="18"/>
+                <w:szCs w:val="18"/>
+              </w:rPr>
+              <w:t xml:space="preserve">Baja</w:t>
+            </w:r>
+          </w:p>
+        </w:tc>
+      </w:tr>
+      <w:tr>
+        <w:tc>
+          <w:tcPr>
+            <w:tcW w:type="dxa" w:w="700"/>
+            <w:shd w:fill="F2F2F2" w:val="clear"/>
+            <w:vAlign w:val="center"/>
+          </w:tcPr>
+          <w:p>
+            <w:r>
+              <w:rPr>
+                <w:b w:val="false"/>
+                <w:bCs w:val="false"/>
+                <w:sz w:val="18"/>
+                <w:szCs w:val="18"/>
+              </w:rPr>
+              <w:t xml:space="preserve">24</w:t>
+            </w:r>
+          </w:p>
+        </w:tc>
+        <w:tc>
+          <w:tcPr>
+            <w:tcW w:type="dxa" w:w="7300"/>
+            <w:shd w:fill="F2F2F2" w:val="clear"/>
+            <w:vAlign w:val="center"/>
+          </w:tcPr>
+          <w:p>
+            <w:r>
+              <w:rPr>
+                <w:b w:val="false"/>
+                <w:bCs w:val="false"/>
+                <w:sz w:val="18"/>
+                <w:szCs w:val="18"/>
+              </w:rPr>
+              <w:t xml:space="preserve">Dependencias npm con vulnerabilidades conocidas</w:t>
+            </w:r>
+          </w:p>
+        </w:tc>
+        <w:tc>
+          <w:tcPr>
+            <w:tcW w:type="dxa" w:w="2000"/>
+            <w:shd w:fill="F2F2F2" w:val="clear"/>
+            <w:vAlign w:val="center"/>
+          </w:tcPr>
+          <w:p>
+            <w:r>
+              <w:rPr>
+                <w:b w:val="false"/>
+                <w:bCs w:val="false"/>
+                <w:sz w:val="18"/>
+                <w:szCs w:val="18"/>
+              </w:rPr>
+              <w:t xml:space="preserve">Alta</w:t>
             </w:r>
           </w:p>
         </w:tc>

--- a/docs/Manual_Tecnico_LMS_CeNAT.docx
+++ b/docs/Manual_Tecnico_LMS_CeNAT.docx
@@ -1625,7 +1625,41 @@
           <w:sz w:val="20"/>
           <w:szCs w:val="20"/>
         </w:rPr>
-        <w:t>SESSION_SECRET=cadena_aleatoria_segura_aqui</w:t>
+        <w:t xml:space="preserve">SESSION_SECRET=cadena_aleatoria_segura_aqui  EMAIL_USER=tu_correo@gmail.com EMAIL_APP_PASSWORD=contraseña_de_aplicación_gmail  APP_URL=https://tu-dominio-real.com  </w:t>
+      </w:r>
+      <w:r>
+        <w:rPr>
+          <w:rFonts w:ascii="Consolas" w:eastAsia="Consolas" w:hAnsi="Consolas" w:cs="Consolas"/>
+          <w:color w:val="333333"/>
+          <w:sz w:val="20"/>
+          <w:szCs w:val="20"/>
+        </w:rPr>
+        <w:t>TRUST_PROXY=1  UPLOADS_DIR=</w:t>
+      </w:r>
+      <w:r>
+        <w:rPr>
+          <w:rFonts w:ascii="Consolas" w:eastAsia="Consolas" w:hAnsi="Consolas" w:cs="Consolas"/>
+          <w:color w:val="333333"/>
+          <w:sz w:val="20"/>
+          <w:szCs w:val="20"/>
+        </w:rPr>
+        <w:t>/ruta/opcional/en/otro/disco</w:t>
+      </w:r>
+    </w:p>
+    <w:p>
+      <w:pPr>
+        <w:spacing w:after="150"/>
+      </w:pPr>
+      <w:r>
+        <w:t>EMAIL_USER, EMAIL_APP_PASSWORD y APP_URL son opcionales, pero sin ellas la recuperación de contraseña no llega a enviarse por correo: el enlace queda impreso en la consola del servidor, y si tampoco se define APP_URL, ese enlace apunta a http://localhost:3000 en vez del dominio real. EMAIL_APP_PASSWORD se genera en https://myaccount.google.com/apppasswords (requiere verificación en 2 pasos activada en la cuenta de Gmail remitente). TRUST_PROXY solo debe activarse si el servidor corre detrás de un reverse proxy como Nginx (ver 7.5) - activarla sin uno permitiría a cualquier cliente falsificar su IP y saltarse el límite de intentos de login/registro.</w:t>
+      </w:r>
+    </w:p>
+    <w:p>
+      <w:pPr>
+        <w:spacing w:after="150"/>
+      </w:pPr>
+      <w:r>
+        <w:t>UPLOADS_DIR es opcional y permite guardar los archivos subidos (videos, imágenes, tareas, avatares, miniaturas) en otro disco o en una unidad de red montada, en vez de la carpeta uploads/ dentro del propio proyecto — útil si el servidor de despliegue separa el almacenamiento de archivos del código de la aplicación.</w:t>
       </w:r>
     </w:p>
     <w:p>
@@ -1665,6 +1699,7 @@
         <w:spacing w:before="300" w:after="150"/>
       </w:pPr>
       <w:r>
+        <w:lastRenderedPageBreak/>
         <w:t>3.4 Crear la Base de Datos</w:t>
       </w:r>
     </w:p>
@@ -1713,8 +1748,13 @@
         <w:spacing w:after="150"/>
       </w:pPr>
       <w:r>
-        <w:lastRenderedPageBreak/>
-        <w:t>El middleware de subida de archivos (src/middlewares/upload.middleware.js) crea automáticamente las carpetas uploads/videos, uploads/files y uploads/thumbnails si no existen al arrancar el servidor. De forma opcional, pueden crearse manualmente con anticipación:</w:t>
+        <w:t xml:space="preserve">El middleware de subida de archivos (src/middlewares/upload.middleware.js) crea automáticamente las </w:t>
+      </w:r>
+      <w:r>
+        <w:t>carpetas uploads/videos, uploads/files, uploads/thumbnails, uploads/submissions, uploads/content-images y uploads/avatars si no existen</w:t>
+      </w:r>
+      <w:r>
+        <w:t xml:space="preserve"> al arrancar el servidor. De forma opcional, pueden crearse manualmente con anticipación:</w:t>
       </w:r>
     </w:p>
     <w:p>
@@ -1729,7 +1769,7 @@
           <w:sz w:val="20"/>
           <w:szCs w:val="20"/>
         </w:rPr>
-        <w:t>New-Item -ItemType Directory -Force -Path uploads/videos, uploads/files, uploads/thumbnails</w:t>
+        <w:t>New-Item -ItemType Directory -Force -Path uploads/videos, uploads/files, uploads/thumbnails, uploads/submissions, uploads/content-images, uploads/avatars</w:t>
       </w:r>
     </w:p>
     <w:p>
@@ -2394,6 +2434,7 @@
         <w:spacing w:before="300" w:after="150"/>
       </w:pPr>
       <w:r>
+        <w:lastRenderedPageBreak/>
         <w:t>5.1 Autenticación — /api/auth</w:t>
       </w:r>
     </w:p>
@@ -2966,7 +3007,6 @@
     </w:tbl>
     <w:p>
       <w:r>
-        <w:lastRenderedPageBreak/>
         <w:t>El login (POST /api/auth/login) acepta correo electrónico o nombre de usuario indistintamente en el mismo campo. El catálogo público (GET /api/courses, GET /api/contents/course/:id) es accesible sin sesión (modo invitado); las URLs reales de video/archivo permanecen ocultas hasta inscribirse. Cada inicio de sesión exitoso actualiza users.last_login.</w:t>
       </w:r>
     </w:p>
@@ -4395,6 +4435,7 @@
                 <w:sz w:val="18"/>
                 <w:szCs w:val="18"/>
               </w:rPr>
+              <w:lastRenderedPageBreak/>
               <w:t>POST</w:t>
             </w:r>
           </w:p>
@@ -4863,7 +4904,6 @@
                 <w:sz w:val="18"/>
                 <w:szCs w:val="18"/>
               </w:rPr>
-              <w:lastRenderedPageBreak/>
               <w:t>POST</w:t>
             </w:r>
           </w:p>
